--- a/paper/PAPER.docx
+++ b/paper/PAPER.docx
@@ -91,7 +91,7 @@
         <w:jc w:val="both"/>
       </w:pPr>
       <w:r>
-        <w:t xml:space="preserve">Quantum SDKs such as Qiskit are revised continually, and a single transpiler-pass change can introduce a regression. The field’s de-facto correctness criterion is output equivalence: compare the compiled circuit’s output map modulo global phase and qubit-layout permutation. We show this criterion is systematically incomplete. A repository-mining study of 68 merged Qiskit transpiler bug-fixes — independently human-coded by multiple raters (three on a 24-fix adjudicated seed, two on the remaining 44; Cohen's κ = 0.67 and 0.86, adjudicated against a frozen codebook) — finds that about 28% (95% Wilson CI 19–40%) lie in channels an output-equivalence oracle cannot observe: corrupted layout/permutation contract metadata, non-determinism, and dropped global phase. The gap is not Qiskit-specific: it replicates on two other compilers (tket 33%, Cirq 20%, bracketing Qiskit's 28%), dominated everywhere by the layout/permutation-metadata channel. These output-invisible fixes are statistically indistinguishable from the observable ones in patch size and merge latency (Mann–Whitney U, all p &gt; 0.1), so the gap is not explained by fix triviality. We make the gap concrete by building the fault-class-matched oracle family that closes it — a layout/permutation contract differ, contract-level metamorphic relations (MR-1, permutation consistency), and a global-phase-tracking oracle, all layout-aware and width-tiered to avoid full unitaries beyond small circuits. We then verify three of the mined output-invisible fixes directly from source, across two channels — the contract/metadata fixes ElidePermutations #14603 and final_layout composition #14919, and a global-phase fix in CommutativeCancellation #14956 — on which the output oracle is provably blind while the matched oracle detects the fault. The whole study rests on a leakage-safe evaluation methodology — non-pooled event cohorts, strict provenance control, six implementation-validity gates, and a claim-scope rule — so that the observability and detection claims are auditable and reproducible. All code, data, and artifacts are released.</w:t>
+        <w:t xml:space="preserve">Quantum SDKs such as Qiskit are revised continually, and a single transpiler-pass change can introduce a regression. The field’s de-facto correctness criterion is output equivalence: compare the compiled circuit’s output map modulo global phase and qubit-layout permutation. We show this criterion is systematically incomplete. A repository-mining study of 68 merged Qiskit transpiler bug-fixes — independently human-coded by multiple raters (three on a 24-fix adjudicated seed, two on the remaining 44; Cohen's κ = 0.67 and 0.86, adjudicated against a frozen codebook) — finds that about 28% (95% Wilson CI 19–40%) lie in channels an output-equivalence oracle cannot observe: corrupted layout/permutation contract metadata, non-determinism, and dropped global phase. The gap is not Qiskit-specific: it replicates on two other compilers (tket 33%, Cirq 20%, bracketing Qiskit's 28%), dominated everywhere by the layout/permutation-metadata channel. These output-invisible fixes are statistically indistinguishable from the observable ones in patch size and merge latency (Mann–Whitney U, all p &gt; 0.1), so the gap is not explained by fix triviality. We make the gap concrete by building the fault-class-matched oracle family that closes it — a layout/permutation contract differ, contract-level metamorphic relations (MR-1, permutation consistency), and a global-phase-tracking oracle, all layout-aware and width-tiered to avoid full unitaries beyond small circuits. We then verify three of the mined output-invisible fixes directly from source, across two channels — the contract/metadata fixes ElidePermutations #14603 and final_layout composition #14919, and a global-phase fix in CommutativeCancellation #14956 — on which the output oracle is provably blind while the matched oracle detects the fault. A held-out evaluation on mutation-engine faults finds the oracle family channel-specific (no false positives in 54 runs) and sensitive to a held-out phase corruption. The whole study rests on a leakage-safe evaluation methodology — non-pooled event cohorts, strict provenance control, six implementation-validity gates, and a claim-scope rule — so that the observability and detection claims are auditable and reproducible. All code, data, and artifacts are released.</w:t>
       </w:r>
     </w:p>
     <w:p>
@@ -3131,7 +3131,7 @@
         <w:jc w:val="both"/>
       </w:pPr>
       <w:r>
-        <w:t xml:space="preserve">The H1 result raises a question the five historical events cannot answer on their own: how common are output-invisible regressions in practice? To estimate this, we mined merged bug-fix pull requests in the Qiskit repository and classified each one by the manifestation channel of the fault it fixes (Section 2.2). Label-based discovery alone is incomplete: a whole-library scan of one year of merged fixes found that the mod: transpiler and Changelog: Fixed labels surface only 28 of 39 distinct transpiler bug-fixes we could identify, and under-represent the global-phase channel the most (labels alone caught 3 of the 9 global-phase fixes). We therefore discovered candidates in three widening passes — (i) the mod: transpiler changelog label, (ii) a title and keyword sweep over pass names and channel terms, which recovers fixes tagged mod: circuit or left unlabelled (for example Commuting2qGateRouter and UnrollForLoops), and (iii) a semantic review of the remainder, which recovers cases such as a second CommutativeCancellation global-phase regression — so that the corpus is not biased toward label-visible faults, and we report the resulting count as a lower bound rather than a census. This follows repository-mining practice for quantum-software bug characterization [26] and the empirical-reporting guidance for quantum-software testing [24]. Three authors independently classified the fixes from their titles, descriptions, and linked issues, using a written, frozen codebook and recording a confidence flag for each. On a triple-coded, adjudicated seed of 24 fixes, agreement was substantial: Cohen's κ = 0.67 on the binary observable-by-output-oracle judgment (83.3% raw agreement) and κ = 0.62 on the seven-class channel (70.8%); disagreements were adjudicated against the frozen codebook, and in particular the ElidePermutations case (PR #14603, our H1) was confirmed output-invisible on the strength of direct built-from-source evidence. We then expanded the corpus to 68 in-scope merged transpiler bug-fixes (the 24-fix adjudicated seed plus 44 further fixes), which two authors coded independently and blind against the frozen codebook, reaching Cohen's κ = 0.86 on the binary observability judgment (95.5% raw agreement). The ten channel disagreements — only two of which touched the binary judgment — were adjudicated against the codebook, and both binary-relevant cases (PRs #14765 and #15074, edge-of-scope plumbing) resolved to the observable side. The codebook, all raters' labels, and the confidence flags are released with the artifact. To check that these labels track the actual fault rather than only its title, we validated a subsample of eleven fixes against source, inspecting each fix commit and its own regression test: the three built-from-source cases confirmed through the matched oracles (#14603, #14919, #14956) and a further eight by direct inspection (#16201, #16215, #16402 and #15024 in the global-phase and contract/metadata channels, #14730, #15040, #16237 in the determinism channel, and the boundary fix #14765). All eleven matched the coded channel — ten of the nineteen output-invisible fixes plus one fix correctly coded observable (#14765) — with no mislabel, and the per-fix evidence is released as label_source_validation.csv. As Table 4 shows, 19 of the 68 classified fixes (≈ 28%; 95% Wilson CI 19–40%) fall in channels that a black-box output-equivalence oracle cannot observe: corrupted layout or permutation contract metadata (10), non-determinism (4), and dropped global phase (5, which are invisible to equivalence-modulo-global-phase checks). The built-from-source H1 case is one instance of the largest of these classes. The observability gap is therefore not an isolated curiosity. A substantial minority of real transpiler regressions are unobservable to output-only oracles, which motivates fault-class-matched oracles for this channel, applied as targeted per-fix and cross-version regression checks rather than relying on output equivalence alone.</w:t>
+        <w:t xml:space="preserve">The H1 result raises a question the five historical events cannot answer on their own: how common are output-invisible regressions in practice? To estimate this, we mined merged bug-fix pull requests in the Qiskit repository and classified each one by the manifestation channel of the fault it fixes (Section 2.2). Label-based discovery alone is incomplete: a whole-library scan of one year of merged fixes found that the mod: transpiler and Changelog: Fixed labels surface only 28 of 39 distinct transpiler bug-fixes we could identify, and under-represent the global-phase channel the most (labels alone caught 3 of the 9 global-phase fixes). We therefore discovered candidates in three widening passes — (i) the mod: transpiler changelog label, (ii) a title and keyword sweep over pass names and channel terms, which recovers fixes tagged mod: circuit or left unlabelled (for example Commuting2qGateRouter and UnrollForLoops), and (iii) a semantic review of the remainder, which recovers cases such as a second CommutativeCancellation global-phase regression — so that the corpus is not biased toward label-visible faults, and we report the resulting count as a lower bound rather than a census. This follows repository-mining practice for quantum-software bug characterization [26] and the empirical-reporting guidance for quantum-software testing [24]. Three authors independently classified the fixes from their titles, descriptions, and linked issues, using a written, frozen codebook and recording a confidence flag for each. On a triple-coded, adjudicated seed of 24 fixes, agreement was substantial: Cohen's κ = 0.67 on the binary observable-by-output-oracle judgment (83.3% raw agreement) and κ = 0.62 on the seven-class channel (70.8%); disagreements were adjudicated against the frozen codebook, and in particular the ElidePermutations case (PR #14603, our H1) was confirmed output-invisible on the strength of direct built-from-source evidence. We then expanded the corpus to 68 in-scope merged transpiler bug-fixes (the 24-fix adjudicated seed plus 44 further fixes), which two authors coded independently, blind to each other's labels, against the frozen codebook (the coders did not confer during coding, and the seed adjudication was not revisited), reaching Cohen's κ = 0.86 on the binary observability judgment (95.5% raw agreement). The ten channel disagreements — only two of which touched the binary judgment — were adjudicated against the codebook, and both binary-relevant cases (PRs #14765 and #15074, edge-of-scope plumbing) resolved to the observable side. The codebook, all raters' labels, and the confidence flags are released with the artifact. To check that these labels track the actual fault rather than only its title, we validated a subsample of eleven fixes against source at two tiers of evidence: Tier 1, three cases built from source on which the fault is triggered and caught by the matched oracle while the output oracle stays blind (#14603, #14919, #14956); and Tier 2, eight further cases confirmed by inspecting the fix commit and its own regression test (#16201, #16215, #16402 and #15024 in the global-phase and contract/metadata channels, #14730, #15040, #16237 in the determinism channel, and the boundary fix #14765). The per-fix tier is recorded in label_source_validation.csv. All eleven matched the coded channel — ten of the nineteen output-invisible fixes plus one fix correctly coded observable (#14765) — with no mislabel, and the per-fix evidence is released as label_source_validation.csv. We complemented this with a symmetric false-negative audit of five observable-labeled fixes (#13670, #16337, #15626, #15967, #14998), each confirmed genuinely output-visible: #13670 and #16337 assert on commutation and operator-equality results, #15626 on a transpilation that previously raised, and #15967 on an instruction-count quality metric, while #14998 — flagged because its test inspects final_index_layout — was built from source and its buggy parent raises inside VF2PostLayout (a visible compilation failure) rather than silently mis-recording the layout. Across all sixteen source-checked fixes no coded label was overturned. As Table 4 shows, 19 of the 68 classified fixes (≈ 28%; 95% Wilson CI 19–40%) fall in channels that a black-box output-equivalence oracle cannot observe: corrupted layout or permutation contract metadata (10), non-determinism (4), and dropped global phase (5, which are invisible to equivalence-modulo-global-phase checks). The built-from-source H1 case is one instance of the largest of these classes. The observability gap is therefore not an isolated curiosity. A substantial minority of real transpiler regressions are unobservable to output-only oracles, which motivates fault-class-matched oracles for this channel, applied as targeted per-fix and cross-version regression checks rather than relying on output equivalence alone.</w:t>
       </w:r>
     </w:p>
     <w:p>
@@ -4092,7 +4092,7 @@
           <w:sz w:val="18"/>
           <w:szCs w:val="18"/>
         </w:rPr>
-        <w:t xml:space="preserve">The seed (n = 24) is triple-coded and adjudicated (Cohen's κ = 0.67 binary, 0.62 channel); the 44 further fixes are dual-coded independently and blind (Cohen's κ = 0.86 binary, 95.5% agreement) and adjudicated against the same frozen codebook. All labels and confidence flags are released for re-coding. Classification is title-and-description based, a construct-validity threat we mitigate by releasing the codebook, all raters' labels, and the confidence flags for re-coding and by validating eleven labels directly against source (§6.3, label_source_validation.csv); the sample is recent merged fixes, not a complete census, so the percentages are estimates with the reported 95% Wilson CI rather than population parameters.</w:t>
+        <w:t xml:space="preserve">The seed (n = 24) is triple-coded and adjudicated (Cohen's κ = 0.67 binary, 0.62 channel); the 44 further fixes are dual-coded independently and blind (Cohen's κ = 0.86 binary, 95.5% agreement) and adjudicated against the same frozen codebook. All labels and confidence flags are released for re-coding. Classification is title-and-description based, a construct-validity threat we mitigate by releasing the codebook, all raters' labels, and the confidence flags for re-coding and by validating sixteen labels directly against source, in both directions (§6.3, label_source_validation.csv); the sample is recent merged fixes, not a complete census, so the percentages are estimates with the reported 95% Wilson CI rather than population parameters.</w:t>
       </w:r>
     </w:p>
     <w:p>
@@ -4123,7 +4123,7 @@
         <w:jc w:val="both"/>
       </w:pPr>
       <w:r>
-        <w:t xml:space="preserve">We verify three of the mined output-invisible fixes directly from source, building the fixed and parent revisions of each and running the matched oracle. For H1 (ElidePermutations, PR #14603) the contract oracle detects the fault as an asymmetric divergence, the buggy pass raising an error on the trigger where the fixed pass runs clean, while the full-pipeline output oracle passes the buggy build, which is exactly the observability gap. For the final_layout composition fix (PR #14919) the metamorphic relation MR-1 holds on the fixed build and is violated on the parent for all three routing passes (SabreSwap, LookaheadSwap, BasicSwap), even though the routed circuit still implements the intended operation up to a qubit permutation, so an output-equivalence oracle sees nothing wrong. For the CommutativeCancellation global-phase fix (PR #14956) the global-phase oracle measures the π/2 phase that the fixed build introduces when merging an X into an X-rotation and that the parent drops to zero, while the output oracle — comparing modulo global phase — again sees nothing. In all three cases the fault is real, reachable, and invisible to output equivalence, and the matched oracle recovers it with no false positive on the fixed build. We frame these three as an existence demonstration rather than a held-out detection rate: because each oracle was designed for the channel it checks, they establish that the faults are detectable at all, not a detection rate on faults the oracles never saw. A held-out evaluation — running the frozen oracles against mutation-engine faults not used in their design — is the natural next step and is left to the scale-up.</w:t>
+        <w:t xml:space="preserve">We verify three of the mined output-invisible fixes directly from source, building the fixed and parent revisions of each and running the matched oracle. For H1 (ElidePermutations, PR #14603) the contract oracle detects the fault as an asymmetric divergence, the buggy pass raising an error on the trigger where the fixed pass runs clean, while the full-pipeline output oracle passes the buggy build, which is exactly the observability gap. For the final_layout composition fix (PR #14919) the metamorphic relation MR-1 holds on the fixed build and is violated on the parent for all three routing passes (SabreSwap, LookaheadSwap, BasicSwap), even though the routed circuit still implements the intended operation up to a qubit permutation, so an output-equivalence oracle sees nothing wrong. For the CommutativeCancellation global-phase fix (PR #14956) the global-phase oracle measures the π/2 phase that the fixed build introduces when merging an X into an X-rotation and that the parent drops to zero, while the output oracle — comparing modulo global phase — again sees nothing. In all three cases the fault is real, reachable, and invisible to output equivalence, and the matched oracle recovers it with no false positive on the fixed build. These three source-verified fixes establish that the faults are detectable on real regressions. To see how the oracles behave on faults they were not designed against, we complement them with a held-out evaluation on the mutation engine, whose injected faults are disjoint from the three design cases. Across 54 held-out runs (ten mutation families over six circuits) the matched oracles raised no false positives on the clean baselines (contract 0/54, global-phase 0/54, and MR-1 0/27 within its permutation-free precondition) and no spurious firing on these out-of-channel faults (0/54), so the family is channel-specific rather than trigger-happy; the incomplete-basis mutant instead surfaces as a visible compilation failure. Sensitivity is confirmed on a held-out synthetic global-phase corruption, which the phase oracle detects on all six circuits while the output-equivalence oracle stays blind on all six. The evaluation also surfaced a precondition we now enforce: MR-1 assumes the circuit carries no inherent qubit permutation, so it does not apply to circuits such as QFT with a built-in bit-reversal. The runner is released as scripts/heldout_oracle_eval.py.</w:t>
       </w:r>
     </w:p>
     <w:p>
@@ -6378,7 +6378,7 @@
         <w:t xml:space="preserve">External. </w:t>
       </w:r>
       <w:r>
-        <w:t xml:space="preserve">The corpus is small and specific to the Qiskit 2.x transpiler, so the results are scoped to that setting and the mined corpus; broader generalization needs the larger corpus described in §9. The verified forward-regression events are few (H1, #14919, and #16215 in the output-invisible channels, plus the H4 performance event), so they may not represent the full fault distribution, and the mining classification is title-and-description based, a construct threat mitigated by releasing the codebook and all raters' labels and by the eleven-fix source validation of the labels (§6.3), which matched the coded channel in every case. A noisy-target determinism oracle, a broader sampled-statevector campaign, and a controlled-hardware performance protocol remain deferred to the scale-up.</w:t>
+        <w:t xml:space="preserve">The corpus is small and specific to the Qiskit 2.x transpiler, so the results are scoped to that setting and the mined corpus; broader generalization needs the larger corpus described in §9. The verified forward-regression events are few (H1, #14919, and #16215 in the output-invisible channels, plus the H4 performance event), so they may not represent the full fault distribution, and the mining classification is title-and-description based, a construct threat mitigated by releasing the codebook and all raters' labels and by the sixteen-fix, two-directional source validation of the labels (§6.3), which matched the coded channel in every case. A noisy-target determinism oracle, a broader sampled-statevector campaign, and a controlled-hardware performance protocol remain deferred to the scale-up.</w:t>
       </w:r>
     </w:p>
     <w:p>
@@ -6463,7 +6463,7 @@
         <w:jc w:val="both"/>
       </w:pPr>
       <w:r>
-        <w:t xml:space="preserve">To support review and reproduction, the artifact is archived at https://doi.org/10.5281/zenodo.21020113 and the public repository is https://github.com/furqan-nr/QIP-Submission, containing: the prototype (cart) and CLI; the automated test suite and six validity gates; the static manifest and mutation engine; the event ledger with exact candidate/baseline commit SHAs; the frozen change–stage map, pre-declared thresholds, and RNG seeds; a pinned environment lock (requirements.lock); the write-once raw oracle artifacts and derived labels; the generated evaluation.json; the repository-mining dataset (data/observability_mining.csv); and an OSI-approved open-source license.</w:t>
+        <w:t xml:space="preserve">To support review and reproduction, the artifact is hosted in the public repository https://github.com/furqan-nr/quantum-observability (to be archived on Zenodo with a DOI upon acceptance), containing: the prototype (cart) and CLI; the automated test suite and six validity gates; the static manifest and mutation engine; the event ledger with exact candidate/baseline commit SHAs; the frozen change–stage map, pre-declared thresholds, and RNG seeds; a pinned environment lock (requirements.lock); the write-once raw oracle artifacts and derived labels; the generated evaluation.json; the repository-mining dataset (data/observability_mining.csv); and an OSI-approved open-source license.</w:t>
       </w:r>
     </w:p>
     <w:p>
@@ -6561,7 +6561,7 @@
         <w:t xml:space="preserve">Data Availability. </w:t>
       </w:r>
       <w:r>
-        <w:t xml:space="preserve">All data supporting the results, namely the change-event ledger, the write-once raw oracle artifacts, the derived labels, and the generated evaluation reports, are available in the public repository (https://github.com/furqan-nr/QIP-Submission) and archived at https://doi.org/10.5281/zenodo.21020113; see Section 11.</w:t>
+        <w:t xml:space="preserve">All data supporting the results, namely the change-event ledger, the write-once raw oracle artifacts, the derived labels, and the generated evaluation reports, are available in the public repository (https://github.com/furqan-nr/quantum-observability), to be archived on Zenodo with a DOI upon acceptance; see Section 11.</w:t>
       </w:r>
     </w:p>
     <w:p>
@@ -6577,7 +6577,7 @@
         <w:t xml:space="preserve">Code Availability. </w:t>
       </w:r>
       <w:r>
-        <w:t xml:space="preserve">The cart prototype, its command-line interface, and the build scripts are available in the public repository (https://github.com/furqan-nr/QIP-Submission, archived at https://doi.org/10.5281/zenodo.21020113) under the MIT open-source license; see Section 11.</w:t>
+        <w:t xml:space="preserve">The cart prototype, its command-line interface, and the build scripts are available in the public repository (https://github.com/furqan-nr/quantum-observability, to be archived on Zenodo with a DOI upon acceptance) under the MIT open-source license; see Section 11.</w:t>
       </w:r>
     </w:p>
     <w:p>
